--- a/static/realmohsin-resume-2026.docx
+++ b/static/realmohsin-resume-2026.docx
@@ -1114,30 +1114,18 @@
       </w:pPr>
       <w:r>
         <w:rPr>
-          <w:b w:val="0"/>
-          <w:bCs w:val="0"/>
-          <w:i w:val="0"/>
-          <w:iCs w:val="0"/>
-          <w:strike w:val="0"/>
-          <w:sz w:val="20"/>
-          <w:szCs w:val="20"/>
-          <w:shd w:fill="auto" w:val="clear"/>
-          <w:rtl w:val="0"/>
-        </w:rPr>
-        <w:t xml:space="preserve">Architected frontend cybersecurity systems used for incident detection at PayPal, Comcast, Wix and other large enterprise customers.</w:t>
-      </w:r>
-      <w:r>
-        <w:rPr>
-          <w:sz w:val="20"/>
-          <w:szCs w:val="20"/>
+          <w:rFonts w:ascii="Roboto" w:cs="Roboto" w:eastAsia="Roboto" w:hAnsi="Roboto"/>
+          <w:sz w:val="21"/>
+          <w:szCs w:val="21"/>
+          <w:rtl w:val="0"/>
+        </w:rPr>
+        <w:t xml:space="preserve">Architected frontend applications for cybersecurity incident detection used by PayPal, Comcast, Wix, and other large enterprise customers.</w:t>
+      </w:r>
+      <w:r>
+        <w:rPr>
           <w:rtl w:val="0"/>
         </w:rPr>
         <w:t xml:space="preserve"> </w:t>
-      </w:r>
-      <w:r>
-        <w:rPr>
-          <w:rtl w:val="0"/>
-        </w:rPr>
       </w:r>
     </w:p>
     <w:p>
@@ -1655,7 +1643,7 @@
           <w:szCs w:val="28"/>
         </w:rPr>
       </w:pPr>
-      <w:bookmarkStart w:colFirst="0" w:colLast="0" w:name="_ermnjnnvhgg6" w:id="0"/>
+      <w:bookmarkStart w:colFirst="0" w:colLast="0" w:name="_gvqbigx35exn" w:id="0"/>
       <w:bookmarkEnd w:id="0"/>
       <w:r>
         <w:rPr>
